--- a/docs/Antonio_Ripple_Fintech_Resume_Draft.docx
+++ b/docs/Antonio_Ripple_Fintech_Resume_Draft.docx
@@ -246,7 +246,7 @@
           <w:b w:val="0"/>
           <w:sz w:val="19"/>
         </w:rPr>
-        <w:t>Worked with brands and teams including Foam Digital, McCann Erickson, Urban Studio, Nucleus Imaging, Digital Evolution, EMR Systems, Fuel Digital, Color Edge, and Young &amp; Rubicam Inc.</w:t>
+        <w:t>Worked with brands and teams including McCann Erickson, Foam Digital, Urban Studio, Nucleus Imaging, Digital Evolution, EMR Systems, Fuel Digital, Color Edge, and Young &amp; Rubicam Inc.</w:t>
       </w:r>
     </w:p>
     <w:p>

--- a/docs/Antonio_Ripple_Fintech_Resume_Draft.docx
+++ b/docs/Antonio_Ripple_Fintech_Resume_Draft.docx
@@ -692,7 +692,7 @@
           <w:b w:val="0"/>
           <w:sz w:val="19"/>
         </w:rPr>
-        <w:t>Digital Media Arts College, M.F.A. Visual Effects Animation, Highest Academic Distinction.</w:t>
+        <w:t>Digital Media Arts College, now part of Lynn University, M.F.A. Visual Effects Animation, Highest Academic Distinction.</w:t>
       </w:r>
     </w:p>
     <w:p>
@@ -706,7 +706,7 @@
           <w:b w:val="0"/>
           <w:sz w:val="19"/>
         </w:rPr>
-        <w:t>Digital Media Arts College, B.F.A. 3D Character Animation, Summa Cum Laude, First in Class 2015.</w:t>
+        <w:t>Digital Media Arts College, now part of Lynn University, B.F.A. 3D Character Animation, Summa Cum Laude, First in Class 2015.</w:t>
       </w:r>
     </w:p>
     <w:p>

--- a/docs/Antonio_Ripple_Fintech_Resume_Draft.docx
+++ b/docs/Antonio_Ripple_Fintech_Resume_Draft.docx
@@ -706,7 +706,7 @@
           <w:b w:val="0"/>
           <w:sz w:val="19"/>
         </w:rPr>
-        <w:t>Digital Media Arts College, now part of Lynn University, B.F.A. 3D Character Animation, Summa Cum Laude, First in Class 2015.</w:t>
+        <w:t>Digital Media Arts College, now part of Lynn University, B.F.A. 3D Character Animation, Summa Cum Laude.</w:t>
       </w:r>
     </w:p>
     <w:p>

--- a/docs/Antonio_Ripple_Fintech_Resume_Draft.docx
+++ b/docs/Antonio_Ripple_Fintech_Resume_Draft.docx
@@ -29,7 +29,19 @@
           <w:color w:val="555555"/>
           <w:sz w:val="18"/>
         </w:rPr>
-        <w:t>[City, State] | [Phone] | [Email] | [LinkedIn] | [GitHub / Portfolio]</w:t>
+        <w:t>[City, State] | [Phone] | [Email]</w:t>
+      </w:r>
+      <w:r>
+        <w:br/>
+      </w:r>
+      <w:r>
+        <w:rPr>
+          <w:rFonts w:ascii="Calibri" w:hAnsi="Calibri"/>
+          <w:b w:val="0"/>
+          <w:color w:val="555555"/>
+          <w:sz w:val="18"/>
+        </w:rPr>
+        <w:t>www.acolomba.com | [LinkedIn] | [GitHub / Portfolio]</w:t>
       </w:r>
     </w:p>
     <w:p>
@@ -488,7 +500,7 @@
           <w:color w:val="555555"/>
           <w:sz w:val="19"/>
         </w:rPr>
-        <w:t xml:space="preserve">    Local/private projects</w:t>
+        <w:t xml:space="preserve">    Project prototypes</w:t>
       </w:r>
     </w:p>
     <w:p>
@@ -544,7 +556,7 @@
           <w:b w:val="0"/>
           <w:sz w:val="19"/>
         </w:rPr>
-        <w:t>Current status: local/private projects; present through screenshots, repository walk-throughs, and short project summaries rather than public production claims.</w:t>
+        <w:t>Current status: project prototypes; present through screenshots, repository walk-throughs, and short project summaries rather than public production claims.</w:t>
       </w:r>
     </w:p>
     <w:p>
